--- a/astro-site/public/dl/plan-catering-tematico-eventos/modelos-contrato-catering-tematico-b2c-b2b.docx
+++ b/astro-site/public/dl/plan-catering-tematico-eventos/modelos-contrato-catering-tematico-b2c-b2b.docx
@@ -39,7 +39,7 @@
           <w:color w:val="C4974A"/>
           <w:sz w:val="24"/>
         </w:rPr>
-        <w:t>Plantillas legales adaptadas España 2026</w:t>
+        <w:t>Plantillas de contrato B2C y B2B · edición 2026</w:t>
       </w:r>
     </w:p>
     <w:p>
@@ -712,7 +712,7 @@
         <w:spacing w:after="120"/>
       </w:pPr>
       <w:r>
-        <w:t>El precio total es de [IMPORTE] € + IVA aplicable (10 % catering / 21 % servicios asociados). Tres tramos:</w:t>
+        <w:t>El precio total es de [IMPORTE] € + IVA aplicable (10 % el catering y los servicios accesorios que se facturen con él; 21 % los servicios que se facturen aparte, como mobiliario, carpas o decoración). Tres tramos:</w:t>
       </w:r>
     </w:p>
     <w:p>

--- a/astro-site/public/dl/plan-catering-tematico-eventos/modelos-contrato-catering-tematico-b2c-b2b.docx
+++ b/astro-site/public/dl/plan-catering-tematico-eventos/modelos-contrato-catering-tematico-b2c-b2b.docx
@@ -142,7 +142,7 @@
         <w:spacing w:after="40"/>
       </w:pPr>
       <w:r>
-        <w:t>Que el CATERER dispone de medios profesionales, equipamiento multi-cocina del mundo, formación (manipulador vigente, APPCC móvil), seguro RC profesional con cobertura específica para catering temático e intoxicación alimentaria.</w:t>
+        <w:t>Que el CATERER dispone de medios profesionales, equipamiento multi-cocina del mundo, formación en higiene alimentaria y APPCC móvil, seguro RC profesional con cobertura específica para catering temático e intoxicación alimentaria.</w:t>
       </w:r>
     </w:p>
     <w:p>
@@ -270,7 +270,7 @@
         <w:spacing w:after="40"/>
       </w:pPr>
       <w:r>
-        <w:t>Resto del 60 % en las 24-48 horas posteriores al evento: [IMPORTE RESTO] €</w:t>
+        <w:t>Resto del 60 % siete días antes del evento: [IMPORTE RESTO] €</w:t>
       </w:r>
     </w:p>
     <w:p>
@@ -325,6 +325,15 @@
       </w:pPr>
       <w:r>
         <w:t>Cancelación con &lt; 48 h: retención del 100 % del anticipo + facturación del 50 % del precio total.</w:t>
+      </w:r>
+    </w:p>
+    <w:p>
+      <w:pPr>
+        <w:pStyle w:val="ListBullet"/>
+        <w:spacing w:after="40"/>
+      </w:pPr>
+      <w:r>
+        <w:t>Al tratarse de un servicio de comida con fecha determinada, el CLIENTE no dispone del derecho de desistimiento (art. 103.l del TRLGDCU).</w:t>
       </w:r>
     </w:p>
     <w:p>
@@ -396,7 +405,7 @@
         <w:spacing w:after="120"/>
       </w:pPr>
       <w:r>
-        <w:t>El CATERER se compromete a entregar la cocina y el espacio del evento en el mismo estado en que los recibió, retirando TODOS los residuos generados por cada concepto temático. Foto del estado del lugar antes/después para registro común.</w:t>
+        <w:t>El CATERER se compromete a entregar el espacio del evento en el mismo estado en que los recibió, retirando TODOS los residuos generados por cada concepto temático. Foto del estado del lugar antes/después para registro común.</w:t>
       </w:r>
     </w:p>
     <w:p>
@@ -414,7 +423,7 @@
         <w:spacing w:after="120"/>
       </w:pPr>
       <w:r>
-        <w:t>El CATERER dispone de seguro RC profesional vigente con cobertura específica para catering temático multi-concepto e intoxicación alimentaria, suma asegurada mínima [IMPORTE] €. El CLIENTE garantiza tener seguro hogar con cobertura ampliada para incidentes producidos por terceros profesionales en su domicilio.</w:t>
+        <w:t>El CATERER dispone de seguro RC profesional vigente con cobertura específica para catering temático multi-concepto e intoxicación alimentaria, suma asegurada mínima [IMPORTE] €.</w:t>
       </w:r>
     </w:p>
     <w:p>
@@ -450,7 +459,7 @@
         <w:spacing w:after="120"/>
       </w:pPr>
       <w:r>
-        <w:t>Los datos personales del CLIENTE serán tratados conforme al RGPD para gestión del servicio contratado. El CLIENTE puede ejercer sus derechos ARSULPO mediante comunicación escrita al CATERER.</w:t>
+        <w:t>Los datos personales del CLIENTE serán tratados conforme al RGPD para gestión del servicio contratado. El CLIENTE puede ejercer sus derechos de acceso, rectificación, supresión, limitación, portabilidad y oposición mediante comunicación escrita al CATERER.</w:t>
       </w:r>
     </w:p>
     <w:p>
@@ -965,7 +974,7 @@
       </w:r>
     </w:p>
     <w:sectPr>
-      <w:pgSz w:w="12240" w:h="15840"/>
+      <w:pgSz w:w="11906" w:h="16838"/>
       <w:pgMar w:top="1440" w:right="1800" w:bottom="1440" w:left="1800" w:header="720" w:footer="720" w:gutter="0"/>
       <w:cols w:space="720"/>
       <w:docGrid w:linePitch="360"/>
